--- a/docs/printed.docx
+++ b/docs/printed.docx
@@ -159,7 +159,7 @@
         <w:rPr>
           <w:rStyle w:val="VerbatimChar"/>
         </w:rPr>
-        <w:t xml:space="preserve">generated 15 Sep 2026, 19:00 · 5c6c265</w:t>
+        <w:t xml:space="preserve">generated 16 Sep 2026, 11:25 · dd866c2</w:t>
       </w:r>
     </w:p>
     <w:p>
